--- a/docs/research/definitions_paper/submission_title_page.docx
+++ b/docs/research/definitions_paper/submission_title_page.docx
@@ -441,7 +441,7 @@
   <w:docDefaults>
     <w:rPrDefault>
       <w:rPr>
-        <w:rFonts w:asciiTheme="minorHAnsi" w:cstheme="minorBidi" w:eastAsiaTheme="minorHAnsi" w:hAnsiTheme="minorHAnsi"/>
+        <w:rFonts w:ascii="Times New Roman" w:cs="Times New Roman" w:eastAsia="Times New Roman" w:hAnsi="Times New Roman"/>
         <w:sz w:val="24"/>
         <w:szCs w:val="24"/>
         <w:lang w:bidi="ar-SA" w:eastAsia="en-US" w:val="en-US"/>
@@ -496,7 +496,7 @@
       <w:jc w:val="center"/>
     </w:pPr>
     <w:rPr>
-      <w:rFonts w:asciiTheme="majorHAnsi" w:cstheme="majorBidi" w:eastAsiaTheme="majorEastAsia" w:hAnsiTheme="majorHAnsi"/>
+      <w:rFonts w:ascii="Times New Roman" w:cs="Times New Roman" w:eastAsia="Times New Roman" w:hAnsi="Times New Roman"/>
       <w:b/>
       <w:bCs/>
       <w:color w:themeColor="accent1" w:themeShade="B5" w:val="345A8A"/>
@@ -595,7 +595,7 @@
       <w:outlineLvl w:val="0"/>
     </w:pPr>
     <w:rPr>
-      <w:rFonts w:asciiTheme="majorHAnsi" w:cstheme="majorBidi" w:eastAsiaTheme="majorEastAsia" w:hAnsiTheme="majorHAnsi"/>
+      <w:rFonts w:ascii="Times New Roman" w:cs="Times New Roman" w:eastAsia="Times New Roman" w:hAnsi="Times New Roman"/>
       <w:b/>
       <w:bCs/>
       <w:color w:themeColor="accent1" w:val="4F81BD"/>
@@ -617,7 +617,7 @@
       <w:outlineLvl w:val="1"/>
     </w:pPr>
     <w:rPr>
-      <w:rFonts w:asciiTheme="majorHAnsi" w:cstheme="majorBidi" w:eastAsiaTheme="majorEastAsia" w:hAnsiTheme="majorHAnsi"/>
+      <w:rFonts w:ascii="Times New Roman" w:cs="Times New Roman" w:eastAsia="Times New Roman" w:hAnsi="Times New Roman"/>
       <w:b/>
       <w:bCs/>
       <w:color w:themeColor="accent1" w:val="4F81BD"/>
@@ -639,7 +639,7 @@
       <w:outlineLvl w:val="2"/>
     </w:pPr>
     <w:rPr>
-      <w:rFonts w:asciiTheme="majorHAnsi" w:cstheme="majorBidi" w:eastAsiaTheme="majorEastAsia" w:hAnsiTheme="majorHAnsi"/>
+      <w:rFonts w:ascii="Times New Roman" w:cs="Times New Roman" w:eastAsia="Times New Roman" w:hAnsi="Times New Roman"/>
       <w:b/>
       <w:bCs/>
       <w:color w:themeColor="accent1" w:val="4F81BD"/>
@@ -661,7 +661,7 @@
       <w:outlineLvl w:val="3"/>
     </w:pPr>
     <w:rPr>
-      <w:rFonts w:asciiTheme="majorHAnsi" w:cstheme="majorBidi" w:eastAsiaTheme="majorEastAsia" w:hAnsiTheme="majorHAnsi"/>
+      <w:rFonts w:ascii="Times New Roman" w:cs="Times New Roman" w:eastAsia="Times New Roman" w:hAnsi="Times New Roman"/>
       <w:i/>
       <w:bCs/>
       <w:color w:themeColor="accent1" w:val="4F81BD"/>
@@ -683,7 +683,7 @@
       <w:outlineLvl w:val="4"/>
     </w:pPr>
     <w:rPr>
-      <w:rFonts w:asciiTheme="majorHAnsi" w:cstheme="majorBidi" w:eastAsiaTheme="majorEastAsia" w:hAnsiTheme="majorHAnsi"/>
+      <w:rFonts w:ascii="Times New Roman" w:cs="Times New Roman" w:eastAsia="Times New Roman" w:hAnsi="Times New Roman"/>
       <w:iCs/>
       <w:color w:themeColor="accent1" w:val="4F81BD"/>
       <w:sz w:val="24"/>
@@ -704,7 +704,7 @@
       <w:outlineLvl w:val="5"/>
     </w:pPr>
     <w:rPr>
-      <w:rFonts w:asciiTheme="majorHAnsi" w:cstheme="majorBidi" w:eastAsiaTheme="majorEastAsia" w:hAnsiTheme="majorHAnsi"/>
+      <w:rFonts w:ascii="Times New Roman" w:cs="Times New Roman" w:eastAsia="Times New Roman" w:hAnsi="Times New Roman"/>
       <w:color w:themeColor="accent1" w:val="4F81BD"/>
       <w:sz w:val="24"/>
       <w:szCs w:val="24"/>
@@ -724,7 +724,7 @@
       <w:outlineLvl w:val="6"/>
     </w:pPr>
     <w:rPr>
-      <w:rFonts w:asciiTheme="majorHAnsi" w:cstheme="majorBidi" w:eastAsiaTheme="majorEastAsia" w:hAnsiTheme="majorHAnsi"/>
+      <w:rFonts w:ascii="Times New Roman" w:cs="Times New Roman" w:eastAsia="Times New Roman" w:hAnsi="Times New Roman"/>
       <w:color w:themeColor="accent1" w:val="4F81BD"/>
       <w:sz w:val="24"/>
       <w:szCs w:val="24"/>
@@ -744,7 +744,7 @@
       <w:outlineLvl w:val="7"/>
     </w:pPr>
     <w:rPr>
-      <w:rFonts w:asciiTheme="majorHAnsi" w:cstheme="majorBidi" w:eastAsiaTheme="majorEastAsia" w:hAnsiTheme="majorHAnsi"/>
+      <w:rFonts w:ascii="Times New Roman" w:cs="Times New Roman" w:eastAsia="Times New Roman" w:hAnsi="Times New Roman"/>
       <w:color w:themeColor="accent1" w:val="4F81BD"/>
       <w:sz w:val="24"/>
       <w:szCs w:val="24"/>
@@ -764,7 +764,7 @@
       <w:outlineLvl w:val="8"/>
     </w:pPr>
     <w:rPr>
-      <w:rFonts w:asciiTheme="majorHAnsi" w:cstheme="majorBidi" w:eastAsiaTheme="majorEastAsia" w:hAnsiTheme="majorHAnsi"/>
+      <w:rFonts w:ascii="Times New Roman" w:cs="Times New Roman" w:eastAsia="Times New Roman" w:hAnsi="Times New Roman"/>
       <w:color w:themeColor="accent1" w:val="4F81BD"/>
       <w:sz w:val="24"/>
       <w:szCs w:val="24"/>
@@ -888,7 +888,7 @@
     <w:name w:val="Verbatim Char"/>
     <w:basedOn w:val="BodyTextChar"/>
     <w:rPr>
-      <w:rFonts w:ascii="Consolas" w:hAnsi="Consolas"/>
+      <w:rFonts w:ascii="Times New Roman" w:cs="Times New Roman" w:eastAsia="Times New Roman" w:hAnsi="Times New Roman"/>
       <w:sz w:val="22"/>
     </w:rPr>
   </w:style>
@@ -922,7 +922,7 @@
       <w:outlineLvl w:val="9"/>
     </w:pPr>
     <w:rPr>
-      <w:rFonts w:asciiTheme="majorHAnsi" w:cstheme="majorBidi" w:eastAsiaTheme="majorEastAsia" w:hAnsiTheme="majorHAnsi"/>
+      <w:rFonts w:ascii="Times New Roman" w:cs="Times New Roman" w:eastAsia="Times New Roman" w:hAnsi="Times New Roman"/>
       <w:b w:val="0"/>
       <w:bCs w:val="0"/>
       <w:color w:themeColor="accent1" w:themeShade="BF" w:val="365F91"/>

--- a/docs/research/definitions_paper/submission_title_page.docx
+++ b/docs/research/definitions_paper/submission_title_page.docx
@@ -11,7 +11,7 @@
           <w:bCs/>
           <w:b/>
         </w:rPr>
-        <w:t xml:space="preserve">What Counts as an Establishment?</w:t>
+        <w:t xml:space="preserve">How Much Do Statutes Disagree?</w:t>
       </w:r>
       <w:r>
         <w:br/>
@@ -21,7 +21,7 @@
           <w:bCs/>
           <w:b/>
         </w:rPr>
-        <w:t xml:space="preserve">Definitional Fragmentation Across Saudi Arabian Legislation</w:t>
+        <w:t xml:space="preserve">Measuring Definitional Fragmentation Across a Legal System</w:t>
       </w:r>
     </w:p>
     <w:p>
@@ -67,7 +67,7 @@
         <w:pStyle w:val="FirstParagraph"/>
       </w:pPr>
       <w:r>
-        <w:t xml:space="preserve">7,972 words, including footnotes.</w:t>
+        <w:t xml:space="preserve">7,993 words, including footnotes.</w:t>
       </w:r>
     </w:p>
     <w:bookmarkEnd w:id="20"/>

--- a/docs/research/definitions_paper/submission_title_page.docx
+++ b/docs/research/definitions_paper/submission_title_page.docx
@@ -67,7 +67,7 @@
         <w:pStyle w:val="FirstParagraph"/>
       </w:pPr>
       <w:r>
-        <w:t xml:space="preserve">7,993 words, including footnotes.</w:t>
+        <w:t xml:space="preserve">8,043 words, including footnotes.</w:t>
       </w:r>
     </w:p>
     <w:bookmarkEnd w:id="20"/>

--- a/docs/research/definitions_paper/submission_title_page.docx
+++ b/docs/research/definitions_paper/submission_title_page.docx
@@ -67,7 +67,7 @@
         <w:pStyle w:val="FirstParagraph"/>
       </w:pPr>
       <w:r>
-        <w:t xml:space="preserve">8,043 words, including footnotes.</w:t>
+        <w:t xml:space="preserve">8,002 words, including footnotes.</w:t>
       </w:r>
     </w:p>
     <w:bookmarkEnd w:id="20"/>

--- a/docs/research/definitions_paper/submission_title_page.docx
+++ b/docs/research/definitions_paper/submission_title_page.docx
@@ -53,12 +53,166 @@
         <w:t xml:space="preserve">ORCID: 0009-0001-0832-0995</w:t>
       </w:r>
     </w:p>
-    <w:bookmarkStart w:id="20" w:name="word-count"/>
+    <w:bookmarkStart w:id="20" w:name="abstract"/>
     <w:p>
       <w:pPr>
         <w:pStyle w:val="Heading2"/>
       </w:pPr>
       <w:r>
+        <w:t xml:space="preserve">Abstract</w:t>
+      </w:r>
+    </w:p>
+    <w:p>
+      <w:pPr>
+        <w:pStyle w:val="FirstParagraph"/>
+      </w:pPr>
+      <w:r>
+        <w:t xml:space="preserve">Drafting manuals agree that a term should carry a stable meaning across a</w:t>
+      </w:r>
+      <w:r>
+        <w:t xml:space="preserve"> </w:t>
+      </w:r>
+      <w:r>
+        <w:t xml:space="preserve">legal system. Whether real systems comply has never been measured, because</w:t>
+      </w:r>
+      <w:r>
+        <w:t xml:space="preserve"> </w:t>
+      </w:r>
+      <w:r>
+        <w:t xml:space="preserve">settling it requires every statutory definition in a jurisdiction, extracted</w:t>
+      </w:r>
+      <w:r>
+        <w:t xml:space="preserve"> </w:t>
+      </w:r>
+      <w:r>
+        <w:t xml:space="preserve">from the instrument that made it. This article supplies that measurement for</w:t>
+      </w:r>
+      <w:r>
+        <w:t xml:space="preserve"> </w:t>
+      </w:r>
+      <w:r>
+        <w:t xml:space="preserve">Saudi Arabia — 290 instruments, 1</w:t>
+      </w:r>
+      <w:r>
+        <w:t xml:space="preserve">,</w:t>
+      </w:r>
+      <w:r>
+        <w:t xml:space="preserve">920 defined terms,</w:t>
+      </w:r>
+      <w:r>
+        <w:t xml:space="preserve"> </w:t>
+      </w:r>
+      <w:r>
+        <w:t xml:space="preserve">3</w:t>
+      </w:r>
+      <w:r>
+        <w:t xml:space="preserve">,</w:t>
+      </w:r>
+      <w:r>
+        <w:t xml:space="preserve">318 definitions — and argues that the measurement is worth less</w:t>
+      </w:r>
+      <w:r>
+        <w:t xml:space="preserve"> </w:t>
+      </w:r>
+      <w:r>
+        <w:t xml:space="preserve">than the two distinctions needed to perform it. The first separates</w:t>
+      </w:r>
+      <w:r>
+        <w:t xml:space="preserve"> </w:t>
+      </w:r>
+      <w:r>
+        <w:rPr>
+          <w:iCs/>
+          <w:i/>
+        </w:rPr>
+        <w:t xml:space="preserve">indexical</w:t>
+      </w:r>
+      <w:r>
+        <w:t xml:space="preserve"> </w:t>
+      </w:r>
+      <w:r>
+        <w:t xml:space="preserve">definitions, where an instrument defines</w:t>
+      </w:r>
+      <w:r>
+        <w:t xml:space="preserve"> </w:t>
+      </w:r>
+      <w:r>
+        <w:t xml:space="preserve">‘</w:t>
+      </w:r>
+      <w:r>
+        <w:t xml:space="preserve">the Law</w:t>
+      </w:r>
+      <w:r>
+        <w:t xml:space="preserve">’</w:t>
+      </w:r>
+      <w:r>
+        <w:t xml:space="preserve"> </w:t>
+      </w:r>
+      <w:r>
+        <w:t xml:space="preserve">as itself,</w:t>
+      </w:r>
+      <w:r>
+        <w:t xml:space="preserve"> </w:t>
+      </w:r>
+      <w:r>
+        <w:t xml:space="preserve">from substantive ones; indexical definitions are the most repeated and cannot</w:t>
+      </w:r>
+      <w:r>
+        <w:t xml:space="preserve"> </w:t>
+      </w:r>
+      <w:r>
+        <w:t xml:space="preserve">disagree. The second separates lexical from substantive divergence:</w:t>
+      </w:r>
+      <w:r>
+        <w:t xml:space="preserve"> </w:t>
+      </w:r>
+      <w:r>
+        <w:t xml:space="preserve">61.5 per cent of shared substantive terms are worded</w:t>
+      </w:r>
+      <w:r>
+        <w:t xml:space="preserve"> </w:t>
+      </w:r>
+      <w:r>
+        <w:t xml:space="preserve">differently, and most of that is paraphrase. Reading the 12 most</w:t>
+      </w:r>
+      <w:r>
+        <w:t xml:space="preserve"> </w:t>
+      </w:r>
+      <w:r>
+        <w:t xml:space="preserve">widely shared terms yields 4 genuine conflicts. Fragmentation is</w:t>
+      </w:r>
+      <w:r>
+        <w:t xml:space="preserve"> </w:t>
+      </w:r>
+      <w:r>
+        <w:t xml:space="preserve">real but narrow, and therefore a tractable target for drafting reform.</w:t>
+      </w:r>
+    </w:p>
+    <w:bookmarkEnd w:id="20"/>
+    <w:bookmarkStart w:id="21" w:name="keywords"/>
+    <w:p>
+      <w:pPr>
+        <w:pStyle w:val="Heading2"/>
+      </w:pPr>
+      <w:r>
+        <w:t xml:space="preserve">Keywords</w:t>
+      </w:r>
+    </w:p>
+    <w:p>
+      <w:pPr>
+        <w:pStyle w:val="FirstParagraph"/>
+      </w:pPr>
+      <w:r>
+        <w:t xml:space="preserve">statutory definitions; legislative drafting; interpretation; Saudi Arabia; legal corpora; terminological consistency</w:t>
+      </w:r>
+    </w:p>
+    <w:bookmarkEnd w:id="21"/>
+    <w:bookmarkStart w:id="22" w:name="word-count"/>
+    <w:p>
+      <w:pPr>
+        <w:pStyle w:val="Heading2"/>
+      </w:pPr>
+      <w:r>
         <w:t xml:space="preserve">Word count</w:t>
       </w:r>
     </w:p>
@@ -70,8 +224,8 @@
         <w:t xml:space="preserve">8,002 words, including footnotes.</w:t>
       </w:r>
     </w:p>
-    <w:bookmarkEnd w:id="20"/>
-    <w:bookmarkStart w:id="21" w:name="funding"/>
+    <w:bookmarkEnd w:id="22"/>
+    <w:bookmarkStart w:id="23" w:name="funding"/>
     <w:p>
       <w:pPr>
         <w:pStyle w:val="Heading2"/>
@@ -88,8 +242,8 @@
         <w:t xml:space="preserve">No funding was received for conducting this study.</w:t>
       </w:r>
     </w:p>
-    <w:bookmarkEnd w:id="21"/>
-    <w:bookmarkStart w:id="22" w:name="conflict-of-interest"/>
+    <w:bookmarkEnd w:id="23"/>
+    <w:bookmarkStart w:id="24" w:name="conflict-of-interest"/>
     <w:p>
       <w:pPr>
         <w:pStyle w:val="Heading2"/>
@@ -106,8 +260,8 @@
         <w:t xml:space="preserve">The author declares no conflict of interest.</w:t>
       </w:r>
     </w:p>
-    <w:bookmarkEnd w:id="22"/>
-    <w:bookmarkStart w:id="23" w:name="ethics-approval"/>
+    <w:bookmarkEnd w:id="24"/>
+    <w:bookmarkStart w:id="25" w:name="ethics-approval"/>
     <w:p>
       <w:pPr>
         <w:pStyle w:val="Heading2"/>
@@ -130,8 +284,8 @@
         <w:t xml:space="preserve">and no personal data. It analyses published national legislation only.</w:t>
       </w:r>
     </w:p>
-    <w:bookmarkEnd w:id="23"/>
-    <w:bookmarkStart w:id="24" w:name="acknowledgements"/>
+    <w:bookmarkEnd w:id="25"/>
+    <w:bookmarkStart w:id="26" w:name="acknowledgements"/>
     <w:p>
       <w:pPr>
         <w:pStyle w:val="Heading2"/>
@@ -148,8 +302,8 @@
         <w:t xml:space="preserve">None.</w:t>
       </w:r>
     </w:p>
-    <w:bookmarkEnd w:id="24"/>
-    <w:bookmarkStart w:id="28" w:name="data-availability"/>
+    <w:bookmarkEnd w:id="26"/>
+    <w:bookmarkStart w:id="30" w:name="data-availability"/>
     <w:p>
       <w:pPr>
         <w:pStyle w:val="Heading2"/>
@@ -180,7 +334,7 @@
       <w:r>
         <w:t xml:space="preserve"> </w:t>
       </w:r>
-      <w:hyperlink r:id="rId25">
+      <w:hyperlink r:id="rId27">
         <w:r>
           <w:rPr>
             <w:rStyle w:val="Hyperlink"/>
@@ -206,7 +360,7 @@
       <w:r>
         <w:t xml:space="preserve">(</w:t>
       </w:r>
-      <w:hyperlink r:id="rId26">
+      <w:hyperlink r:id="rId28">
         <w:r>
           <w:rPr>
             <w:rStyle w:val="Hyperlink"/>
@@ -226,7 +380,7 @@
       <w:r>
         <w:t xml:space="preserve"> </w:t>
       </w:r>
-      <w:hyperlink r:id="rId27">
+      <w:hyperlink r:id="rId29">
         <w:r>
           <w:rPr>
             <w:rStyle w:val="Hyperlink"/>
@@ -238,8 +392,8 @@
         <w:t xml:space="preserve">).</w:t>
       </w:r>
     </w:p>
-    <w:bookmarkEnd w:id="28"/>
-    <w:bookmarkStart w:id="29" w:name="related-work-by-the-author"/>
+    <w:bookmarkEnd w:id="30"/>
+    <w:bookmarkStart w:id="31" w:name="related-work-by-the-author"/>
     <w:p>
       <w:pPr>
         <w:pStyle w:val="Heading2"/>
@@ -274,8 +428,8 @@
         <w:t xml:space="preserve">and neither is under consideration by this journal.</w:t>
       </w:r>
     </w:p>
-    <w:bookmarkEnd w:id="29"/>
-    <w:bookmarkStart w:id="30" w:name="legal-status-of-the-sources"/>
+    <w:bookmarkEnd w:id="31"/>
+    <w:bookmarkStart w:id="32" w:name="legal-status-of-the-sources"/>
     <w:p>
       <w:pPr>
         <w:pStyle w:val="Heading2"/>
@@ -323,7 +477,7 @@
         <w:t xml:space="preserve">given as recorded in the corpus registry.</w:t>
       </w:r>
     </w:p>
-    <w:bookmarkEnd w:id="30"/>
+    <w:bookmarkEnd w:id="32"/>
     <w:sectPr/>
   </w:body>
 </w:document>

--- a/docs/research/definitions_paper/submission_title_page.docx
+++ b/docs/research/definitions_paper/submission_title_page.docx
@@ -221,7 +221,7 @@
         <w:pStyle w:val="FirstParagraph"/>
       </w:pPr>
       <w:r>
-        <w:t xml:space="preserve">8,002 words, including footnotes.</w:t>
+        <w:t xml:space="preserve">8,026 words, including footnotes.</w:t>
       </w:r>
     </w:p>
     <w:bookmarkEnd w:id="22"/>
